--- a/Documents/Cover Letters/Shitongeni/5. Undertaking - Salaries.docx
+++ b/Documents/Cover Letters/Shitongeni/5. Undertaking - Salaries.docx
@@ -772,15 +772,6 @@
         </w:rPr>
         <w:t>For Twinrain Technologies Solutions (PTY) Ltd</w:t>
       </w:r>
-    </w:p>
-    <w:p>
-      <w:pPr>
-        <w:rPr>
-          <w:rFonts w:cstheme="minorHAnsi"/>
-          <w:sz w:val="24"/>
-          <w:szCs w:val="24"/>
-        </w:rPr>
-      </w:pPr>
     </w:p>
     <w:sectPr>
       <w:headerReference w:type="even" r:id="rId8"/>
